--- a/scraping/strategic-and-responsible.docx
+++ b/scraping/strategic-and-responsible.docx
@@ -12,7 +12,7 @@
     </w:p>
     <w:p>
       <w:r>
-        <w:t>Strategic and responsible  Econocom Skip to main content    FranaisEnglish Belgium France Germany Spain Italia Luxembourg Netherlands Poland United Kingdom United States Econocom HomeCartographyPillar 1The impact of our solutionsA 360 responseCircularity is the solutionEasi, the universal impactProduct Care, proof of sustainabilityGreen  Energy, the dual transitionThe vital imperativeReducing CO2 acting quickly and decisivelyThe utility of virtueSaving the planetRefurbishing is the future Certifications and labelsQuality requirementsISO 14001 the universal referenceAll articlesPillar 2The wealth of our commitmentsA marker of our differenceDiversity is a source of prideMeasure of excellenceIn synch with citizensWorking intelligentlyKnow your potentialLifelong learningInclude all willsWellmeasured fairness Removing obstaclesTraining for impact Solidarity obliges usSupportive, useful and effectiveSupporting emancipationCivic sponsorshipAll articlesPillar 3LandmarksStudies weak signals, strong currentsWhat we learn...Secondhand becomes first choiceTimelineAll articles got a project? join us Econocom follow us got a project? Equipment All equipment EndUser Computing Mobility Audiovisual Infrastructure Product Care Services All services User environments Cloud, infrastructure and hybridisation Applications and data Cybersecurity financing All our financing solutions Technological, industrial and energy financing For immediate cash flow Financing partner sales Managing and coordinating assets A platform for reselling assets to employees Collecting, recycling and reusing assets Optimising and financing the energy transition Measuring, reducing and offsetting your carbon footprint Manage your environmental performance Refurbished equipment leased Audiovisual Comprehensive solutions Digitalise your workplace Enhance your business mobility Enhance digital learning Microsoft comprehensive solution Develop responsible and circular digital technology get to know us The Econocom Group Governance CSR Commitments Ethics and compliance Econocom Impact Homepage The impact of our solutions The wealth of our commitments Landmarks Careers Job opportunities Become a sales agent! Employee testimonials Our jobs Working at Econocom Investors Financial results Financial calendar Key figures Regulated information Share General meetings Financial reports Newsroom Latest articles Press releases News Events Case studies Contact Econocom Econocom ImpactCartographyStrategic and responsible Strategic and responsible Deployment of the "One Econocom" 2028 strategic plan "One Econocom," our strategic plan launched in November 2023 press release, will guide our path and our actions for the next five years. Its built around the fundamental principles of unity, cohesion and collective growth and it sets out the measure of our financial and nonfinancial ambitions. These ambitions linked in particular to the agility, usefulness and circularity of our offerings, with circularity as a historical and intrinsic principle of our business model. We listen to the weak signals to determine the strong currents, and we react with agility and determination, offering new products tailored to real needs. Growth isnt just a quest for financial success. Its also the mark of constant innovation and adaptability to the changes and new needs of our customers, who with the popularisation of teleworking are increasingly oriented towards as a service solutions with complex architectures and a strong environmental and societal concern. Our vision as Responsible Digital Entrepreneurs Clients  Strengthening sustainable digital models Commitments for 2028Refurbishing and recycling Econocom forecasts an increase from 0.5M to 1.5M refurbished and recycled assets.Life extension and maintenance through its ProductCare offering, Econocom forecasts an increase from 0.9M to 1.5M assets maintained. x3 1.5M refurbished assets vs 2023 x2 1.5M maintained assets serviced in our repair centers vs 2023 Environ ment  Contributing to a positive impact Commitments for 2028Reach the top 1 by obtaining Ecovadis Platinum certificationcontinue efforts on our SBTi action plan by reducing our carbon footprint by 60 on scopes 1 and 2 reference year 2018 and working with our partners on scope 3 60  carbon footprint scopes 12 vs 2018 85  purchases from SBTIapproved suppliers scope 3 vs 2023 Employees  Committed to being a benchmark employer Commitments for 2028 Comply with international human resources certificationsContinue to improve the gender equality index beyond 90100 for the GroupAn inclusive social model, working with Mission Handicap on the employment of disabled employees  90 100 Gender equality index vs 2023 x2 number of people with disabilities vs 2023 Digital responsibility circular economy Back to map Explore Studies weak signals, strong currents A 360 response In the same pillar Responsible A useful assessment Innovative and ambitious Boldness Good Faith Responsiveness The reality of the figures EquipmentServicesfinancingAudiovisualComprehensive solutions The Hub.Paris 11 square Lon Blum 92800, Puteaux France 33 1 41 67 30 00 Registered office Place du Champ de Mars, 5 B14 1050 Brussels quick access the econocom group job opportunities econocom impact newsroom client area blog got a project? follow us One digital company Terms of use Cookies policy Credits Data protection policy 2024 ECONOCOM</w:t>
+        <w:t>Strategic and responsible  Econocom Skip to main content    FranaisEnglish Belgium France Germany Spain Italia Luxembourg Netherlands Poland United Kingdom United States Econocom HomeCartographyPillar 1The impact of our solutionsDeltrian chooses Econocom to finance its energy transition Deltrian committed to cleaner airA twofold challengeAn innovative financial solutionTracking to boost progressEconocoms key roleTimingbbnet  Econocom a strategic acquisitionThe ambitions of bbnetEconocom and bbnet AI a game changer ? Econocom Factory performance and impactInterview with Stanislas HussonThe future of Econocom FactoryRefurbished devices breaking down barriers to speed up the sustainable transformation The impact of AI on the refurbishment industry Boldness a catalyst for creativity and transformationA 360 responseCircularity is the solutionEasi, the universal impactInterview Galle MassonProduct Care, proof of sustainabilityGreen  Energy, the dual transitionInterview Frdric LouguetThe vital imperativeReducing CO2 acting quickly and decisivelyInterview de Stphane PalermoInterview d'Alexis NormandThe utility of virtueSaving the planetRefurbishing is the future Interview de Jean Loup de ReymaekertCertifications and labelsQuality requirementsISO 14001 the universal referenceAll articlesPillar 2The wealth of our commitmentsChanges to CSR in tenders More demanding and structured criteriaChallenges that match ambitionsA more collaborative relationshipEmployee volunteer scheme internal feedbackWhat role does Komeet formerly Vendredi play in implementing the corporate volunteering scheme?The volunteer programmes available on the platformCorporate volunteering and the Econocom groups commitmentJonathan Ravaud supporting education, an important cause for me Daria Zachcial  "helping to build confidence in young jobseekers"Muguette Siry  "helping future mums" POEI scheme discovering, training and hiring talentsPOEI a driver for inclusive, targeted recruitmentAn immersive, jointly developed training courseA tailored, vocational courseEmployee engagement a key social and environmentalCorporate volunteeringInterview with Julian Guerin What does Vendredi do ? VOKA Sustainability CharterHilde Janssens' interviewWhy did Econocom Belgium want to obtain this charter?Examples of defined action plans and concrete resultsWhat would be the next step? A marker of our differenceDiversity is a source of prideMeasure of excellenceIn synch with citizensWorking intelligentlyKnow your potentialLifelong learningInclude all willsWellmeasured fairness Removing obstaclesInterview de Charlotte LaforgeTraining for impact Interview de Pierre GirardeauInterview d'Emanuela VerzeniInterview de Jean GuoSolidarity obliges usSupportive, useful and effectiveSupporting emancipationCivic sponsorshipAll articlesPillar 3LandmarksLenovos sustainability leadership in actionThe importance of sustainability A smarter circular approach Lenovo 360 CircleAILenovo and Econocom The rise in the refurbished equipment marketInterview with Laurent LamoureuxReasons for the rise in refurbishingPurchasing habits of public and private organizationsHow to help overcome these reservationsEconocoms partnersCSRD all hands on deck!Interview with Badis Belgacem and Franois BaziDouble materiality the cornerstone of CSRDThe companies concernedPutting together Econocoms 2023 reportHP committed to sustainability Video interview with Matthieu SabinHow to introduce a circular approach in digital technology ? Amplify impact  initiative de HPinc pour un numrique plus responsable Une reconnaissance d'excellence pour EconocomUn cosystme de partenaires engagsPAC Survey on Responsible Digital Practices in EuropeHow digitally responsible are companies?Infographie de l'tude PAC 2024 Studies weak signals, strong currentsWhat we learn...Interview of Vroniquer TornerSecondhand becomes first choiceTimelineAll articles got a project? join us Econocom follow us got a project? Equipment All equipment EndUser Computing Mobility Audiovisual Infrastructure Product Care Services All services User environments Cloud, infrastructure and hybridisation Applications and data Cybersecurity financing All our financing solutions Technological, industrial and energy financing For immediate cash flow Financing partner sales Managing and coordinating assets A platform for reselling assets to employees Collecting, recycling and reusing assets Optimising and financing the energy transition Measuring, reducing and offsetting your carbon footprint Manage your environmental performance Refurbished equipment leased i.tem  Intelligent Tech Equipment Management Audiovisual Comprehensive solutions Digitalise your workplace Enhance your business mobility Enhance digital learning Microsoft comprehensive solution Develop responsible and circular digital technology get to know us The Econocom Group CSR Commitments Ethics and compliance Governance Board of Directors Executive Committee Group Management Committee Group Support Functions Econocom Impact Homepage The impact of our solutions The wealth of our commitments Landmarks Careers Job opportunities Become a sales agent! Employee testimonials Our jobs Working at Econocom Investors Financial results Financial calendar Key figures Regulated information Share General meetings Financial reports Newsroom Latest articles Press releases News Events Case studies Blog Contact Econocom Econocom ImpactCartographyStrategic and responsible Strategic and responsible Published on March 19th, 2024 Deployment of the "One Econocom" 2028 strategic plan "One Econocom," our strategic plan launched in November 2023 press release, will guide our path and our actions for the next five years. Its built around the fundamental principles of unity, cohesion and collective growth and it sets out the measure of our financial and nonfinancial ambitions. These ambitions linked in particular to the agility, usefulness and circularity of our offerings, with circularity as a historical and intrinsic principle of our business model. We listen to the weak signals to determine the strong currents, and we react with agility and determination, offering new products tailored to real needs. Growth isnt just a quest for financial success. Its also the mark of constant innovation and adaptability to the changes and new needs of our customers, who with the popularisation of teleworking are increasingly oriented towards as a service solutions with complex architectures and a strong environmental and societal concern. Our vision as Responsible Digital Entrepreneurs Clients  Strengthening sustainable digital models Commitments for 2028Refurbishing and recycling Econocom forecasts an increase from 0.5M to 1.5M refurbished and recycled assets.Life extension and maintenance through its ProductCare offering, Econocom forecasts an increase from 0.9M to 1.5M assets maintained. x3 1.5M refurbished assets vs 2023 x2 1.5M maintained assets serviced in our repair centers vs 2023 Environ ment  Contributing to a positive impact Commitments for 2028Reach the top 1 by obtaining Ecovadis Platinum certificationcontinue efforts on our SBTi action plan by reducing our carbon footprint by 61,4 on scopes 1 and 2 reference year 2018 and working with our partners on scope 3 61,4  carbon footprint scopes 12 vs 2018 almost 50  of our IT purchases are already from SBTIapproved suppliers scope 3 vs 2023 Employees  Committed to being a benchmark employer Commitments for 2028 Comply with international human resources certificationsContinue to improve the gender equality index beyond 90100 for the GroupAn inclusive social model, working with Mission Handicap on the employment of disabled employees  90 100 Gender equality index vs 2023 x2 number of people with disabilities vs 2023 Digital responsibility circular economy Back to map Want to discuss sustainability, responsible digital and social economy, or circular economy? Contact us Explore bbnet  Econocom a strategic acquisition Lenovos sustainability leadership in action In the same pillar EquipmentServicesfinancingAudiovisualComprehensive solutions The Hub.Paris 11 square Lon Blum 92800, Puteaux France 33 1 41 67 30 00 Registered office Place du Champ de Mars, 5 B14 1050 Brussels quick access the econocom group job opportunities become a sales agent econocom impact newsroom client area blog got a project? follow us Terms of use Cookies policy Credits Data protection policy 2026 ECONOCOM</w:t>
       </w:r>
     </w:p>
     <w:sectPr>
